--- a/rapports/16_02_2026/BALDE/coh_EQ18_sup_111202010003.docx
+++ b/rapports/16_02_2026/BALDE/coh_EQ18_sup_111202010003.docx
@@ -25,7 +25,7 @@
         <w:br/>
         <w:t>Grappe: 111202010003</w:t>
         <w:br/>
-        <w:t>Date: 16/02/2026 a 12:40</w:t>
+        <w:t>Date: 16/02/2026 a 12:58</w:t>
       </w:r>
     </w:p>
     <w:p/>

--- a/rapports/16_02_2026/BALDE/coh_EQ18_sup_111202010003.docx
+++ b/rapports/16_02_2026/BALDE/coh_EQ18_sup_111202010003.docx
@@ -25,7 +25,7 @@
         <w:br/>
         <w:t>Grappe: 111202010003</w:t>
         <w:br/>
-        <w:t>Date: 16/02/2026 a 12:58</w:t>
+        <w:t>Date: 16/02/2026 a 13:04</w:t>
       </w:r>
     </w:p>
     <w:p/>
@@ -199,6 +199,38 @@
           </w:tcPr>
           <w:p>
             <w:r>
+              <w:t>Section0</w:t>
+            </w:r>
+          </w:p>
+        </w:tc>
+        <w:tc>
+          <w:tcPr>
+            <w:tcW w:type="dxa" w:w="3324"/>
+          </w:tcPr>
+          <w:p>
+            <w:r>
+              <w:t>Identification et renseignements de controle</w:t>
+            </w:r>
+          </w:p>
+        </w:tc>
+        <w:tc>
+          <w:tcPr>
+            <w:tcW w:type="dxa" w:w="3324"/>
+          </w:tcPr>
+          <w:p>
+            <w:r>
+              <w:t>12</w:t>
+            </w:r>
+          </w:p>
+        </w:tc>
+      </w:tr>
+      <w:tr>
+        <w:tc>
+          <w:tcPr>
+            <w:tcW w:type="dxa" w:w="3324"/>
+          </w:tcPr>
+          <w:p>
+            <w:r>
               <w:t>Section2</w:t>
             </w:r>
           </w:p>
@@ -210,6 +242,38 @@
           <w:p>
             <w:r>
               <w:t>Education</w:t>
+            </w:r>
+          </w:p>
+        </w:tc>
+        <w:tc>
+          <w:tcPr>
+            <w:tcW w:type="dxa" w:w="3324"/>
+          </w:tcPr>
+          <w:p>
+            <w:r>
+              <w:t>12</w:t>
+            </w:r>
+          </w:p>
+        </w:tc>
+      </w:tr>
+      <w:tr>
+        <w:tc>
+          <w:tcPr>
+            <w:tcW w:type="dxa" w:w="3324"/>
+          </w:tcPr>
+          <w:p>
+            <w:r>
+              <w:t>Section7b</w:t>
+            </w:r>
+          </w:p>
+        </w:tc>
+        <w:tc>
+          <w:tcPr>
+            <w:tcW w:type="dxa" w:w="3324"/>
+          </w:tcPr>
+          <w:p>
+            <w:r>
+              <w:t>Consommation alimentaire - 7 jours</w:t>
             </w:r>
           </w:p>
         </w:tc>
@@ -252,70 +316,6 @@
           <w:p>
             <w:r>
               <w:t>12</w:t>
-            </w:r>
-          </w:p>
-        </w:tc>
-      </w:tr>
-      <w:tr>
-        <w:tc>
-          <w:tcPr>
-            <w:tcW w:type="dxa" w:w="3324"/>
-          </w:tcPr>
-          <w:p>
-            <w:r>
-              <w:t>Section0</w:t>
-            </w:r>
-          </w:p>
-        </w:tc>
-        <w:tc>
-          <w:tcPr>
-            <w:tcW w:type="dxa" w:w="3324"/>
-          </w:tcPr>
-          <w:p>
-            <w:r>
-              <w:t>Identification et renseignements de controle</w:t>
-            </w:r>
-          </w:p>
-        </w:tc>
-        <w:tc>
-          <w:tcPr>
-            <w:tcW w:type="dxa" w:w="3324"/>
-          </w:tcPr>
-          <w:p>
-            <w:r>
-              <w:t>11</w:t>
-            </w:r>
-          </w:p>
-        </w:tc>
-      </w:tr>
-      <w:tr>
-        <w:tc>
-          <w:tcPr>
-            <w:tcW w:type="dxa" w:w="3324"/>
-          </w:tcPr>
-          <w:p>
-            <w:r>
-              <w:t>Section7b</w:t>
-            </w:r>
-          </w:p>
-        </w:tc>
-        <w:tc>
-          <w:tcPr>
-            <w:tcW w:type="dxa" w:w="3324"/>
-          </w:tcPr>
-          <w:p>
-            <w:r>
-              <w:t>Consommation alimentaire - 7 jours</w:t>
-            </w:r>
-          </w:p>
-        </w:tc>
-        <w:tc>
-          <w:tcPr>
-            <w:tcW w:type="dxa" w:w="3324"/>
-          </w:tcPr>
-          <w:p>
-            <w:r>
-              <w:t>11</w:t>
             </w:r>
           </w:p>
         </w:tc>
@@ -967,7 +967,7 @@
         <w:rPr>
           <w:sz w:val="20"/>
         </w:rPr>
-        <w:t>- Attention ! Le prix unitaire d'achat (100 Fcfa) de Cube alimentaire (Maggi, Jumbo, ) en Cube (Moyen) est relativement élevé par rapport aux autres prix observés dans cette zone. Prière de corriger ou de confirmer avec le QG. Avertissement!! La quantité (3.5 litre) du produit Huile de soja  consommée  par le ménage semble très élevé, prière de corriger ou confirmer avec le QG. Avertissement!!! Le ménage a consommé 7 Paquet Moyen de Thé en sachet, cette quantité semble anormale pour une consommation des 7 derniers jours.Prière de corriger ou de confirmer avec le QG. Avertissement!! le prix unitaire (100 Fcfa) de Thé en sachet (unité: Paquet) de taille Moyen est très faible ou élevé. Prière de corriger ou de confirmer avec le QG. Incohérence!! Dans ce ménage, chaque individus consomme par jour 29.53041 Kg  de cereale; Prière de revoir les quantités prises de ces produits. Le prix d'achat unitaire (1000 Fcfa) de Sel en Sac (5 Kg) de taille taille unique est très faible, prière de regarder les reponses prises dans les questions s07bq07a s07bq07b s07bq07c s07bq08 pour mieux corriger. Le prix d'achat unitaire (150 Fcfa) de Sucre en poudre  en Kg de taille  taille unique  est très faible, prière de regarder les reponses prises dans les questions s07bq07a s07bq07b s07bq07c s07bq08 pour mieux corriger. Attention ! Le prix unitaire d'achat (150 Fcfa) de Sucre en poudre  en Kg (taille unique) est relativement faible par rapport aux autres prix observés dans cette zone. Prière de corriger ou de confirmer avec le QG.</w:t>
+        <w:t>- Attention ! Le prix unitaire d'achat (100 Fcfa) de Cube alimentaire (Maggi, Jumbo, ) en Cube (Moyen) est relativement élevé par rapport aux autres prix observés dans cette zone. Prière de corriger ou de confirmer avec le QG. Avertissement!! La quantité (3.5 litre) du produit Huile de soja  consommée  par le ménage semble très élevé, prière de corriger ou confirmer avec le QG. Avertissement!!! Le ménage a consommé 7 Paquet Moyen de Thé en sachet, cette quantité semble anormale pour une consommation des 7 derniers jours.Prière de corriger ou de confirmer avec le QG. Avertissement!! le prix unitaire (100 Fcfa) de Thé en sachet (unité: Paquet) de taille Moyen est très faible ou élevé. Prière de corriger ou de confirmer avec le QG. Incohérence!! Dans ce ménage, chaque individus consomme par jour 55.45633 Kg  de cereale; Prière de revoir les quantités prises de ces produits. Le prix d'achat unitaire (1000 Fcfa) de Sel en Sac (5 Kg) de taille taille unique est très faible, prière de regarder les reponses prises dans les questions s07bq07a s07bq07b s07bq07c s07bq08 pour mieux corriger. Le prix d'achat unitaire (150 Fcfa) de Sucre en poudre  en Kg de taille  taille unique  est très faible, prière de regarder les reponses prises dans les questions s07bq07a s07bq07b s07bq07c s07bq08 pour mieux corriger. Attention ! Le prix unitaire d'achat (150 Fcfa) de Sucre en poudre  en Kg (taille unique) est relativement faible par rapport aux autres prix observés dans cette zone. Prière de corriger ou de confirmer avec le QG.</w:t>
       </w:r>
     </w:p>
     <w:p>
@@ -1554,7 +1554,7 @@
         <w:rPr>
           <w:sz w:val="20"/>
         </w:rPr>
-        <w:t>- Attention ! Le prix unitaire d'achat (1050 Fcfa) de Capitaine frais en Pièce (Moyen) est relativement élevé par rapport aux autres prix observés dans cette zone. Prière de corriger ou de confirmer avec le QG. Avertissement!! La quantité (3.75 litre) du produit Huile de soja  consommée  par le ménage semble très élevé, prière de corriger ou confirmer avec le QG. Avertissement!!! Le ménage a consommé 7 Paquet Tres petit de Thé en sachet, cette quantité semble anormale pour une consommation des 7 derniers jours.Prière de corriger ou de confirmer avec le QG. Avertissement!! le prix unitaire (100 Fcfa) de Thé en sachet (unité: Paquet) de taille Tres petit est très faible ou élevé. Prière de corriger ou de confirmer avec le QG. Avertissement!!!Le ménage a consommé 49 miche de Petit de Pain traditionnel (Baguette)  ce qui semble incoherent pour une consommation aucours des 7 derniers jours, prière de verifier et corriger. Avertissement!!!Le ménage a consommé 84 Cuillère de Tres petit de Café en poudre soluble  ce qui semble incoherent pour une consommation aucours des 7 derniers jours, prière de verifier et corriger. Incohérence!! Dans ce ménage, chaque individus consomme par jour 20.95615 Kg  de cereale; Prière de revoir les quantités prises de ces produits. Incohérence!! Dans ce ménage, chaque individus consomme par jour 20.95615 Kg  de cereale; Prière de revoir les quantités prises de ces produits. Incohérence!! Dans ce ménage, chaque individus consomme par jour 20.95615 Kg  de cereale; Prière de revoir les quantités prises de ces produits.</w:t>
+        <w:t>- Attention ! Le prix unitaire d'achat (1050 Fcfa) de Capitaine frais en Pièce (Moyen) est relativement élevé par rapport aux autres prix observés dans cette zone. Prière de corriger ou de confirmer avec le QG. Avertissement!! La quantité (3.75 litre) du produit Huile de soja  consommée  par le ménage semble très élevé, prière de corriger ou confirmer avec le QG. Avertissement!!! Le ménage a consommé 7 Paquet Tres petit de Thé en sachet, cette quantité semble anormale pour une consommation des 7 derniers jours.Prière de corriger ou de confirmer avec le QG. Avertissement!! le prix unitaire (100 Fcfa) de Thé en sachet (unité: Paquet) de taille Tres petit est très faible ou élevé. Prière de corriger ou de confirmer avec le QG. Avertissement!!!Le ménage a consommé 49 miche de Petit de Pain traditionnel (Baguette)  ce qui semble incoherent pour une consommation aucours des 7 derniers jours, prière de verifier et corriger. Avertissement!!!Le ménage a consommé 84 Cuillère de Tres petit de Café en poudre soluble  ce qui semble incoherent pour une consommation aucours des 7 derniers jours, prière de verifier et corriger. Incohérence!! Dans ce ménage, chaque individus consomme par jour 33.82703 Kg  de cereale; Prière de revoir les quantités prises de ces produits. Incohérence!! Dans ce ménage, chaque individus consomme par jour 33.82703 Kg  de cereale; Prière de revoir les quantités prises de ces produits. Incohérence!! Dans ce ménage, chaque individus consomme par jour 33.82703 Kg  de cereale; Prière de revoir les quantités prises de ces produits.</w:t>
       </w:r>
     </w:p>
     <w:p>
@@ -2097,7 +2097,7 @@
         <w:rPr>
           <w:sz w:val="20"/>
         </w:rPr>
-        <w:t>- Attention ! Le prix unitaire d'achat (100 Fcfa) de Citron en Pièce (Petit) est relativement élevé par rapport aux autres prix observés dans cette zone. Prière de corriger ou de confirmer avec le QG. Attention ! Le prix unitaire d'achat (500 Fcfa) de Mâchoiron Frais en Tas (Petit) est relativement faible par rapport aux autres prix observés dans cette zone. Prière de corriger ou de confirmer avec le QG. Attention ! Le prix unitaire d'achat (75 Fcfa) de Patate douce en Pièce (Petit) est relativement faible par rapport aux autres prix observés dans cette zone. Prière de corriger ou de confirmer avec le QG. Incohérence!! Dans ce ménage, chaque individus consomme par jour 32.32143 Kg  de cereale; Prière de revoir les quantités prises de ces produits. Le prix d'achat unitaire (1000 Fcfa) de Sel en Sac (5 Kg) de taille taille unique est très faible, prière de regarder les reponses prises dans les questions s07bq07a s07bq07b s07bq07c s07bq08 pour mieux corriger.</w:t>
+        <w:t>- Attention ! Le prix unitaire d'achat (100 Fcfa) de Citron en Pièce (Petit) est relativement élevé par rapport aux autres prix observés dans cette zone. Prière de corriger ou de confirmer avec le QG. Attention ! Le prix unitaire d'achat (75 Fcfa) de Patate douce en Pièce (Petit) est relativement faible par rapport aux autres prix observés dans cette zone. Prière de corriger ou de confirmer avec le QG. Incohérence!! Dans ce ménage, chaque individus consomme par jour 54.69898 Kg  de cereale; Prière de revoir les quantités prises de ces produits. Le prix d'achat unitaire (1000 Fcfa) de Sel en Sac (5 Kg) de taille taille unique est très faible, prière de regarder les reponses prises dans les questions s07bq07a s07bq07b s07bq07c s07bq08 pour mieux corriger.</w:t>
       </w:r>
     </w:p>
     <w:p>
@@ -2742,7 +2742,7 @@
         <w:rPr>
           <w:sz w:val="20"/>
         </w:rPr>
-        <w:t>- Attention ! Le prix unitaire d'achat (50 Fcfa) de Choux en Morceau (Portion) (Petit) est relativement faible par rapport aux autres prix observés dans cette zone. Prière de corriger ou de confirmer avec le QG. Avertissement!! La quantité (7 litre) du produit Huile de soja  consommée  par le ménage semble très élevé, prière de corriger ou confirmer avec le QG. Avertissement!!! Le ménage a consommé 14 Tas Grand de Mâchoiron Frais, cette quantité semble anormale pour une consommation des 7 derniers jours.Prière de corriger ou de confirmer avec le QG. Avertissement!!! Le ménage a consommé 7 Paquet Moyen de Thé en sachet, cette quantité semble anormale pour une consommation des 7 derniers jours.Prière de corriger ou de confirmer avec le QG. Avertissement!! le prix unitaire (125 Fcfa) de Thé en sachet (unité: Paquet) de taille Moyen est très faible ou élevé. Prière de corriger ou de confirmer avec le QG. Avertissement!!!Le ménage a consommé 84 miche de Moyen de Pain traditionnel (Baguette)  ce qui semble incoherent pour une consommation aucours des 7 derniers jours, prière de verifier et corriger. Incohérence!! Dans ce ménage, chaque individus consomme par jour 14.04072 Kg  de cereale; Prière de revoir les quantités prises de ces produits. Incohérence!! Dans ce ménage, chaque individus consomme par jour 14.04072 Kg  de cereale; Prière de revoir les quantités prises de ces produits.</w:t>
+        <w:t>- Attention ! Le prix unitaire d'achat (150 Fcfa) de Ail en Gousse (Moyen) est relativement élevé par rapport aux autres prix observés dans cette zone. Prière de corriger ou de confirmer avec le QG. Attention ! Le prix unitaire d'achat (50 Fcfa) de Choux en Morceau (Portion) (Petit) est relativement faible par rapport aux autres prix observés dans cette zone. Prière de corriger ou de confirmer avec le QG. Avertissement!! La quantité (7 litre) du produit Huile de soja  consommée  par le ménage semble très élevé, prière de corriger ou confirmer avec le QG. Avertissement!!! Le ménage a consommé 14 Tas Grand de Mâchoiron Frais, cette quantité semble anormale pour une consommation des 7 derniers jours.Prière de corriger ou de confirmer avec le QG. Avertissement!!! Le ménage a consommé 7 Paquet Moyen de Thé en sachet, cette quantité semble anormale pour une consommation des 7 derniers jours.Prière de corriger ou de confirmer avec le QG. Avertissement!! le prix unitaire (125 Fcfa) de Thé en sachet (unité: Paquet) de taille Moyen est très faible ou élevé. Prière de corriger ou de confirmer avec le QG. Avertissement!!!Le ménage a consommé 84 miche de Moyen de Pain traditionnel (Baguette)  ce qui semble incoherent pour une consommation aucours des 7 derniers jours, prière de verifier et corriger. Incohérence!! Dans ce ménage, chaque individus consomme par jour 24.82071 Kg  de cereale; Prière de revoir les quantités prises de ces produits. Incohérence!! Dans ce ménage, chaque individus consomme par jour 24.82071 Kg  de cereale; Prière de revoir les quantités prises de ces produits.</w:t>
       </w:r>
     </w:p>
     <w:p>
@@ -2890,27 +2890,6 @@
           <w:sz w:val="20"/>
         </w:rPr>
         <w:t>- Avertissement! la valeur d'achat (125000 Fcfa) d'un Bovin est trop petite ou élevée . Veuillez confirmer ces informations avec le QG ou apporter les corrections nécessaires.</w:t>
-      </w:r>
-    </w:p>
-    <w:p>
-      <w:r>
-        <w:rPr>
-          <w:b/>
-          <w:color w:val="4672C4"/>
-          <w:sz w:val="22"/>
-        </w:rPr>
-        <w:t>&gt;&gt; Section19 - Equipements agricoles</w:t>
-      </w:r>
-    </w:p>
-    <w:p>
-      <w:pPr>
-        <w:ind w:left="283"/>
-      </w:pPr>
-      <w:r>
-        <w:rPr>
-          <w:sz w:val="20"/>
-        </w:rPr>
-        <w:t>- Attention ! Charrettes a été revendu à 150000 Fcfa qui est relativement élevé par rapport aux autres prix de revente observés dans cette zone. Prière de corriger ou de confirmer avec le QG.</w:t>
       </w:r>
     </w:p>
     <w:p>
@@ -3367,7 +3346,7 @@
         <w:rPr>
           <w:sz w:val="20"/>
         </w:rPr>
-        <w:t>- Attention ! Le prix unitaire d'achat (100 Fcfa) de Ail en Sachets (Petit) est relativement élevé par rapport aux autres prix observés dans cette zone. Prière de corriger ou de confirmer avec le QG. Attention ! Le prix unitaire d'achat (25 Fcfa) de Sel en Sachets (Tres petit) est relativement faible par rapport aux autres prix observés dans cette zone. Prière de corriger ou de confirmer avec le QG. Avertissement!!! Le ménage a consommé 12 Pièce Moyen de Capitaine frais, cette quantité semble anormale pour une consommation des 7 derniers jours.Prière de corriger ou de confirmer avec le QG. Avertissement!!! Le ménage a consommé 21 Verre ( à thé) taille unique de Sucre en poudre , cette quantité semble anormale pour une consommation des 7 derniers jours.Prière de corriger ou de confirmer avec le QG. Avertissement!!! Le ménage a consommé 7 Paquet Petit de Thé en sachet, cette quantité semble anormale pour une consommation des 7 derniers jours.Prière de corriger ou de confirmer avec le QG. Avertissement!! le prix unitaire (100 Fcfa) de Thé en sachet (unité: Paquet) de taille Petit est très faible ou élevé. Prière de corriger ou de confirmer avec le QG. Avertissement!!!Le ménage a consommé 56 Cuillère de Tres petit de Café en poudre soluble  ce qui semble incoherent pour une consommation aucours des 7 derniers jours, prière de verifier et corriger. Avertissement!!!Le ménage a consommé 56 miche de Moyen de Pain traditionnel (Baguette)  ce qui semble incoherent pour une consommation aucours des 7 derniers jours, prière de verifier et corriger. Avertissement!!!Le ménage a consommé 68 Cuillère de Tres petit de Beurre  ce qui semble incoherent pour une consommation aucours des 7 derniers jours, prière de verifier et corriger.</w:t>
+        <w:t>- Attention ! Le prix unitaire d'achat (25 Fcfa) de Sel en Sachets (Tres petit) est relativement faible par rapport aux autres prix observés dans cette zone. Prière de corriger ou de confirmer avec le QG. Avertissement!!! Le ménage a consommé 12 Pièce Moyen de Capitaine frais, cette quantité semble anormale pour une consommation des 7 derniers jours.Prière de corriger ou de confirmer avec le QG. Avertissement!!! Le ménage a consommé 21 Verre ( à thé) taille unique de Sucre en poudre , cette quantité semble anormale pour une consommation des 7 derniers jours.Prière de corriger ou de confirmer avec le QG. Avertissement!!! Le ménage a consommé 7 Paquet Petit de Thé en sachet, cette quantité semble anormale pour une consommation des 7 derniers jours.Prière de corriger ou de confirmer avec le QG. Avertissement!! le prix unitaire (100 Fcfa) de Thé en sachet (unité: Paquet) de taille Petit est très faible ou élevé. Prière de corriger ou de confirmer avec le QG. Avertissement!!!Le ménage a consommé 56 Cuillère de Tres petit de Café en poudre soluble  ce qui semble incoherent pour une consommation aucours des 7 derniers jours, prière de verifier et corriger. Avertissement!!!Le ménage a consommé 56 miche de Moyen de Pain traditionnel (Baguette)  ce qui semble incoherent pour une consommation aucours des 7 derniers jours, prière de verifier et corriger. Avertissement!!!Le ménage a consommé 68 Cuillère de Tres petit de Beurre  ce qui semble incoherent pour une consommation aucours des 7 derniers jours, prière de verifier et corriger.</w:t>
       </w:r>
     </w:p>
     <w:p>
@@ -4324,6 +4303,27 @@
           <w:color w:val="4672C4"/>
           <w:sz w:val="22"/>
         </w:rPr>
+        <w:t>&gt;&gt; Section0 - Identification et renseignements de controle</w:t>
+      </w:r>
+    </w:p>
+    <w:p>
+      <w:pPr>
+        <w:ind w:left="283"/>
+      </w:pPr>
+      <w:r>
+        <w:rPr>
+          <w:sz w:val="20"/>
+        </w:rPr>
+        <w:t>- Le questionnaire semble ne pas être complètement fini mais le questionnaire est en statut complet, prière de compléter le questionnaire.</w:t>
+      </w:r>
+    </w:p>
+    <w:p>
+      <w:r>
+        <w:rPr>
+          <w:b/>
+          <w:color w:val="4672C4"/>
+          <w:sz w:val="22"/>
+        </w:rPr>
         <w:t>&gt;&gt; Section1 - Caracteristiques des membres</w:t>
       </w:r>
     </w:p>
@@ -4430,7 +4430,7 @@
         <w:rPr>
           <w:sz w:val="20"/>
         </w:rPr>
-        <w:t>- Attention ! Le prix unitaire d'achat (150 Fcfa) de Choux en Morceau (Portion) (Petit) est relativement élevé par rapport aux autres prix observés dans cette zone. Prière de corriger ou de confirmer avec le QG. Avertissement!!! Le ménage a consommé 7 Paquet Petit de Thé en sachet, cette quantité semble anormale pour une consommation des 7 derniers jours.Prière de corriger ou de confirmer avec le QG. Avertissement!! le prix unitaire (100 Fcfa) de Thé en sachet (unité: Paquet) de taille Petit est très faible ou élevé. Prière de corriger ou de confirmer avec le QG. Avertissement!!!Le ménage a consommé 49 miche de Petit de Pain traditionnel (Baguette)  ce qui semble incoherent pour une consommation aucours des 7 derniers jours, prière de verifier et corriger. Incohérence!! Dans ce ménage, chaque individus consomme par jour 16.54571 Kg  de cereale; Prière de revoir les quantités prises de ces produits. Incohérence!! Dans ce ménage, chaque individus consomme par jour 16.54571 Kg  de cereale; Prière de revoir les quantités prises de ces produits.</w:t>
+        <w:t>- Attention ! Le prix unitaire d'achat (100 Fcfa) de Piment séché en Sachets (Tres petit) est relativement élevé par rapport aux autres prix observés dans cette zone. Prière de corriger ou de confirmer avec le QG. Attention ! Le prix unitaire d'achat (150 Fcfa) de Choux en Morceau (Portion) (Petit) est relativement élevé par rapport aux autres prix observés dans cette zone. Prière de corriger ou de confirmer avec le QG. Avertissement!!! Le ménage a consommé 7 Paquet Petit de Thé en sachet, cette quantité semble anormale pour une consommation des 7 derniers jours.Prière de corriger ou de confirmer avec le QG. Avertissement!! le prix unitaire (100 Fcfa) de Thé en sachet (unité: Paquet) de taille Petit est très faible ou élevé. Prière de corriger ou de confirmer avec le QG. Avertissement!!!Le ménage a consommé 49 miche de Petit de Pain traditionnel (Baguette)  ce qui semble incoherent pour une consommation aucours des 7 derniers jours, prière de verifier et corriger. Incohérence!! Dans ce ménage, chaque individus consomme par jour 28.62384 Kg  de cereale; Prière de revoir les quantités prises de ces produits. Incohérence!! Dans ce ménage, chaque individus consomme par jour 28.62384 Kg  de cereale; Prière de revoir les quantités prises de ces produits.</w:t>
       </w:r>
     </w:p>
     <w:p>
@@ -4959,7 +4959,7 @@
         <w:rPr>
           <w:sz w:val="20"/>
         </w:rPr>
-        <w:t>- Attention ! Le prix unitaire d'achat (150 Fcfa) de Carotte en Pièce (Moyen) est relativement élevé par rapport aux autres prix observés dans cette zone. Prière de corriger ou de confirmer avec le QG. Attention ! Le prix unitaire d'achat (75 Fcfa) de Patate douce en Pièce (Petit) est relativement faible par rapport aux autres prix observés dans cette zone. Prière de corriger ou de confirmer avec le QG. Avertissement!! La quantité (4 litre) du produit Huile de soja  consommée  par le ménage semble très élevé, prière de corriger ou confirmer avec le QG. Avertissement!!! Le ménage a consommé 7 Paquet Petit de Thé en sachet, cette quantité semble anormale pour une consommation des 7 derniers jours.Prière de corriger ou de confirmer avec le QG. Avertissement!! le prix unitaire (100 Fcfa) de Thé en sachet (unité: Paquet) de taille Petit est très faible ou élevé. Prière de corriger ou de confirmer avec le QG. Incohérence!! Dans ce ménage, chaque individus consomme par jour 69.88393 Kg  de cereale; Prière de revoir les quantités prises de ces produits. Incohérence!! Dans ce ménage, chaque individus consomme par jour 69.88393 Kg  de cereale; Prière de revoir les quantités prises de ces produits.</w:t>
+        <w:t>- Attention ! Le prix unitaire d'achat (150 Fcfa) de Carotte en Pièce (Moyen) est relativement élevé par rapport aux autres prix observés dans cette zone. Prière de corriger ou de confirmer avec le QG. Attention ! Le prix unitaire d'achat (3000 Fcfa) de Sucre en poudre  en Sac (5 Kg) (taille unique) est relativement élevé par rapport aux autres prix observés dans cette zone. Prière de corriger ou de confirmer avec le QG. Attention ! Le prix unitaire d'achat (75 Fcfa) de Patate douce en Pièce (Petit) est relativement faible par rapport aux autres prix observés dans cette zone. Prière de corriger ou de confirmer avec le QG. Avertissement!! La quantité (4 litre) du produit Huile de soja  consommée  par le ménage semble très élevé, prière de corriger ou confirmer avec le QG. Avertissement!!! Le ménage a consommé 7 Paquet Petit de Thé en sachet, cette quantité semble anormale pour une consommation des 7 derniers jours.Prière de corriger ou de confirmer avec le QG. Avertissement!! le prix unitaire (100 Fcfa) de Thé en sachet (unité: Paquet) de taille Petit est très faible ou élevé. Prière de corriger ou de confirmer avec le QG. Incohérence!! Dans ce ménage, chaque individus consomme par jour 112.8125 Kg  de cereale; Prière de revoir les quantités prises de ces produits. Incohérence!! Dans ce ménage, chaque individus consomme par jour 112.8125 Kg  de cereale; Prière de revoir les quantités prises de ces produits.</w:t>
       </w:r>
     </w:p>
     <w:p>
@@ -5424,6 +5424,27 @@
         <w:t xml:space="preserve">- Peu probable! KADIA SY  n'arrive pas  à comprendre un petit texte lu dans une langue locale (s02q03). Veuillez corriger ou donner des explications au QG. Peu probable! KADIA SY  ne sait ni lire, ni écrire, ni comprendre dans aucune des langues  (s02q01,s02q02,s02q03). Veuillez corriger ou donner des explications au QG. </w:t>
         <w:br/>
         <w:t>- Peu probable! MOUSSA  SY  n'arrive pas  à comprendre un petit texte lu dans une langue locale (s02q03). Veuillez corriger ou donner des explications au QG. Peu probable! MOUSSA  SY  ne sait ni lire, ni écrire, ni comprendre dans aucune des langues  (s02q01,s02q02,s02q03). Veuillez corriger ou donner des explications au QG.</w:t>
+      </w:r>
+    </w:p>
+    <w:p>
+      <w:r>
+        <w:rPr>
+          <w:b/>
+          <w:color w:val="4672C4"/>
+          <w:sz w:val="22"/>
+        </w:rPr>
+        <w:t>&gt;&gt; Section7b - Consommation alimentaire - 7 jours</w:t>
+      </w:r>
+    </w:p>
+    <w:p>
+      <w:pPr>
+        <w:ind w:left="283"/>
+      </w:pPr>
+      <w:r>
+        <w:rPr>
+          <w:sz w:val="20"/>
+        </w:rPr>
+        <w:t>- Attention ! Le prix unitaire d'achat (100 Fcfa) de Oignon frais en Pièce (Petit) est relativement élevé par rapport aux autres prix observés dans cette zone. Prière de corriger ou de confirmer avec le QG. Attention ! Le prix unitaire d'achat (1000 Fcfa) de Sel en Sachets (Petit) est relativement élevé par rapport aux autres prix observés dans cette zone. Prière de corriger ou de confirmer avec le QG. Attention ! Le prix unitaire d'achat (150 Fcfa) de Patate douce en Pièce (Petit) est relativement élevé par rapport aux autres prix observés dans cette zone. Prière de corriger ou de confirmer avec le QG. Attention ! Le prix unitaire d'achat (75 Fcfa) de Niébé/Haricots secs en Sachets (Petit) est relativement faible par rapport aux autres prix observés dans cette zone. Prière de corriger ou de confirmer avec le QG. Avertissement!!! Le ménage a consommé 5 Paquet Petit de Thé en sachet, cette quantité semble anormale pour une consommation des 7 derniers jours.Prière de corriger ou de confirmer avec le QG. Avertissement!! le prix unitaire (100 Fcfa) de Thé en sachet (unité: Paquet) de taille Petit est très faible ou élevé. Prière de corriger ou de confirmer avec le QG.</w:t>
       </w:r>
     </w:p>
     <w:p>
@@ -6015,7 +6036,7 @@
         <w:rPr>
           <w:sz w:val="20"/>
         </w:rPr>
-        <w:t>- Attention ! Le prix unitaire d'achat (500 Fcfa) de Oignon frais en Kg (taille unique) est relativement faible par rapport aux autres prix observés dans cette zone. Prière de corriger ou de confirmer avec le QG. Avertissement!!! Le ménage a consommé 42 Cuillère Tres petit de Mayonnaise, cette quantité semble anormale pour une consommation des 7 derniers jours.Prière de corriger ou de confirmer avec le QG. Avertissement!!! Le ménage a consommé 7 Paquet Petit de Thé en sachet, cette quantité semble anormale pour une consommation des 7 derniers jours.Prière de corriger ou de confirmer avec le QG. Incohérence!! Dans ce ménage, chaque individus consomme par jour 67.48333 Kg  de cereale; Prière de revoir les quantités prises de ces produits. Incohérence!! Dans ce ménage, chaque individus consomme par jour 67.48333 Kg  de cereale; Prière de revoir les quantités prises de ces produits. Le prix d'achat unitaire (1200 Fcfa) de Blé en Kg de taille taille unique semble élevé, prière de regarder les reponses prises dans les questions s07bq07a s07bq07b s07bq07c s07bq08 pour mieux corriger.</w:t>
+        <w:t>- Attention ! Le prix unitaire d'achat (100 Fcfa) de Aubergine   en Morceau (Portion) (Petit) est relativement élevé par rapport aux autres prix observés dans cette zone. Prière de corriger ou de confirmer avec le QG. Avertissement!!! Le ménage a consommé 42 Cuillère Tres petit de Mayonnaise, cette quantité semble anormale pour une consommation des 7 derniers jours.Prière de corriger ou de confirmer avec le QG. Avertissement!!! Le ménage a consommé 7 Paquet Petit de Thé en sachet, cette quantité semble anormale pour une consommation des 7 derniers jours.Prière de corriger ou de confirmer avec le QG. Incohérence!! Dans ce ménage, chaque individus consomme par jour 124.3095 Kg  de cereale; Prière de revoir les quantités prises de ces produits. Incohérence!! Dans ce ménage, chaque individus consomme par jour 124.3095 Kg  de cereale; Prière de revoir les quantités prises de ces produits. Le prix d'achat unitaire (1200 Fcfa) de Blé en Kg de taille taille unique semble élevé, prière de regarder les reponses prises dans les questions s07bq07a s07bq07b s07bq07c s07bq08 pour mieux corriger.</w:t>
       </w:r>
     </w:p>
     <w:p>
@@ -6166,7 +6187,7 @@
         <w:rPr>
           <w:sz w:val="20"/>
         </w:rPr>
-        <w:t>- Attention ! Houe/daba/hilaire a été revendu à 4500 Fcfa qui est relativement élevé par rapport aux autres prix de revente observés dans cette zone. Prière de corriger ou de confirmer avec le QG.</w:t>
+        <w:t>- Attention ! Houe/daba/hilaire a été achété à 4500 Fcfa est relativement élevé par rapport aux autres prix d'achat observés dans cette zone. Prière de corriger ou de confirmer avec le QG. Attention ! Houe/daba/hilaire a été revendu à 4500 Fcfa qui est relativement élevé par rapport aux autres prix de revente observés dans cette zone. Prière de corriger ou de confirmer avec le QG.</w:t>
       </w:r>
     </w:p>
     <w:p>
@@ -6502,7 +6523,7 @@
         <w:rPr>
           <w:sz w:val="20"/>
         </w:rPr>
-        <w:t>- Il est obligatoire de prendre les coordonnées Gps avant d'administrer le questionnaire. Prière de prendre les coordonnées GPS.</w:t>
+        <w:t>- Le questionnaire semble ne pas être complètement fini mais le questionnaire est en statut complet, prière de compléter le questionnaire. Il est obligatoire de prendre les coordonnées Gps avant d'administrer le questionnaire. Prière de prendre les coordonnées GPS.</w:t>
       </w:r>
     </w:p>
     <w:p>
@@ -6571,7 +6592,7 @@
         <w:rPr>
           <w:sz w:val="20"/>
         </w:rPr>
-        <w:t>- Attention ! Le prix unitaire d'achat (75 Fcfa) de Patate douce en Pièce (Moyen) est relativement faible par rapport aux autres prix observés dans cette zone. Prière de corriger ou de confirmer avec le QG. Avertissement!! La quantité (4.75 litre) du produit Huile de soja  consommée  par le ménage semble très élevé, prière de corriger ou confirmer avec le QG. Avertissement!!! Le ménage a consommé 12 Tas Moyen de Poisson frais type 11, cette quantité semble anormale pour une consommation des 7 derniers jours.Prière de corriger ou de confirmer avec le QG. Avertissement!!! Le ménage a consommé 7 Paquet Petit de Thé en sachet, cette quantité semble anormale pour une consommation des 7 derniers jours.Prière de corriger ou de confirmer avec le QG. Avertissement!! le prix unitaire (100 Fcfa) de Thé en sachet (unité: Paquet) de taille Petit est très faible ou élevé. Prière de corriger ou de confirmer avec le QG. Incohérence!! Dans ce ménage, chaque individus consomme par jour 46.93543 Kg  de cereale; Prière de revoir les quantités prises de ces produits. Incohérence!! Dans ce ménage, chaque individus consomme par jour 46.93543 Kg  de cereale; Prière de revoir les quantités prises de ces produits. Incohérence!! Dans ce ménage, chaque individus consomme par jour 46.93543 Kg  de cereale; Prière de revoir les quantités prises de ces produits.</w:t>
+        <w:t>- Avertissement!! La quantité (4.75 litre) du produit Huile de soja  consommée  par le ménage semble très élevé, prière de corriger ou confirmer avec le QG. Avertissement!!! Le ménage a consommé 12 Tas Moyen de Poisson frais type 11, cette quantité semble anormale pour une consommation des 7 derniers jours.Prière de corriger ou de confirmer avec le QG. Avertissement!!! Le ménage a consommé 7 Paquet Petit de Thé en sachet, cette quantité semble anormale pour une consommation des 7 derniers jours.Prière de corriger ou de confirmer avec le QG. Avertissement!! le prix unitaire (100 Fcfa) de Thé en sachet (unité: Paquet) de taille Petit est très faible ou élevé. Prière de corriger ou de confirmer avec le QG. Incohérence!! Dans ce ménage, chaque individus consomme par jour 120.9246 Kg  de cereale; Prière de revoir les quantités prises de ces produits. Incohérence!! Dans ce ménage, chaque individus consomme par jour 120.9246 Kg  de cereale; Prière de revoir les quantités prises de ces produits. Incohérence!! Dans ce ménage, chaque individus consomme par jour 120.9246 Kg  de cereale; Prière de revoir les quantités prises de ces produits.</w:t>
       </w:r>
     </w:p>
     <w:p>
@@ -6722,7 +6743,7 @@
         <w:rPr>
           <w:sz w:val="20"/>
         </w:rPr>
-        <w:t>- Attention ! Charrettes a été revendu à 160000 Fcfa qui est relativement élevé par rapport aux autres prix de revente observés dans cette zone. Prière de corriger ou de confirmer avec le QG.</w:t>
+        <w:t>- Attention ! Herse a été revendu à 3000 Fcfa qui est relativement élevé par rapport aux autres prix de revente observés dans cette zone. Prière de corriger ou de confirmer avec le QG.</w:t>
       </w:r>
     </w:p>
     <w:p>
@@ -7133,7 +7154,7 @@
         <w:rPr>
           <w:sz w:val="20"/>
         </w:rPr>
-        <w:t>- Attention ! Le prix unitaire d'achat (100 Fcfa) de Oignon frais en Pièce (Petit) est relativement élevé par rapport aux autres prix observés dans cette zone. Prière de corriger ou de confirmer avec le QG. Attention ! Le prix unitaire d'achat (25 Fcfa) de Ail en Sachets (Petit) est relativement faible par rapport aux autres prix observés dans cette zone. Prière de corriger ou de confirmer avec le QG. Avertissement!!! Le ménage a consommé 11 Pièce Moyen de Capitaine frais, cette quantité semble anormale pour une consommation des 7 derniers jours.Prière de corriger ou de confirmer avec le QG. Avertissement!!! Le ménage a consommé 9 Paquet Petit de Thé en sachet, cette quantité semble anormale pour une consommation des 7 derniers jours.Prière de corriger ou de confirmer avec le QG. Avertissement!! le prix unitaire (100 Fcfa) de Thé en sachet (unité: Paquet) de taille Petit est très faible ou élevé. Prière de corriger ou de confirmer avec le QG. Avertissement!!!Le ménage a consommé 56 Cuillère de Tres petit de Café en poudre soluble  ce qui semble incoherent pour une consommation aucours des 7 derniers jours, prière de verifier et corriger. Le prix d'achat unitaire (340 Fcfa) de Riz local fumé (malo-woussou) en Sac (50 Kg) de taille taille unique est très faible, prière de regarder les reponses prises dans les questions s07bq07a s07bq07b s07bq07c s07bq08 pour mieux corriger. Attention ! Le prix unitaire d'achat (340 Fcfa) de Riz local fumé (malo-woussou) en Sac (50 Kg) (taille unique) est relativement faible par rapport aux autres prix observés dans cette zone. Prière de corriger ou de confirmer avec le QG.</w:t>
+        <w:t>- Attention ! Le prix unitaire d'achat (100 Fcfa) de Oignon frais en Pièce (Petit) est relativement élevé par rapport aux autres prix observés dans cette zone. Prière de corriger ou de confirmer avec le QG. Avertissement!!! Le ménage a consommé 11 Pièce Moyen de Capitaine frais, cette quantité semble anormale pour une consommation des 7 derniers jours.Prière de corriger ou de confirmer avec le QG. Avertissement!!! Le ménage a consommé 9 Paquet Petit de Thé en sachet, cette quantité semble anormale pour une consommation des 7 derniers jours.Prière de corriger ou de confirmer avec le QG. Avertissement!! le prix unitaire (100 Fcfa) de Thé en sachet (unité: Paquet) de taille Petit est très faible ou élevé. Prière de corriger ou de confirmer avec le QG. Avertissement!!!Le ménage a consommé 56 Cuillère de Tres petit de Café en poudre soluble  ce qui semble incoherent pour une consommation aucours des 7 derniers jours, prière de verifier et corriger. Le prix d'achat unitaire (340 Fcfa) de Riz local fumé (malo-woussou) en Sac (50 Kg) de taille taille unique est très faible, prière de regarder les reponses prises dans les questions s07bq07a s07bq07b s07bq07c s07bq08 pour mieux corriger. Attention ! Le prix unitaire d'achat (340 Fcfa) de Riz local fumé (malo-woussou) en Sac (50 Kg) (taille unique) est relativement faible par rapport aux autres prix observés dans cette zone. Prière de corriger ou de confirmer avec le QG.</w:t>
       </w:r>
     </w:p>
     <w:p>
